--- a/Assignment 29.docx
+++ b/Assignment 29.docx
@@ -132,6 +132,586 @@
           <w:lang w:val="en-US"/>
         </w:rPr>
       </w:pPr>
+      <w:r>
+        <w:rPr>
+          <w:sz w:val="28"/>
+          <w:szCs w:val="28"/>
+          <w:lang w:val="en-US"/>
+        </w:rPr>
+        <w:t>Program:</w:t>
+      </w:r>
+    </w:p>
+    <w:tbl>
+      <w:tblPr>
+        <w:tblStyle w:val="TableGrid"/>
+        <w:tblW w:w="0" w:type="auto"/>
+        <w:tblInd w:w="360" w:type="dxa"/>
+        <w:tblLook w:val="04A0" w:firstRow="1" w:lastRow="0" w:firstColumn="1" w:lastColumn="0" w:noHBand="0" w:noVBand="1"/>
+      </w:tblPr>
+      <w:tblGrid>
+        <w:gridCol w:w="8656"/>
+      </w:tblGrid>
+      <w:tr>
+        <w:tc>
+          <w:tcPr>
+            <w:tcW w:w="9016" w:type="dxa"/>
+          </w:tcPr>
+          <w:p>
+            <w:pPr>
+              <w:pStyle w:val="ListParagraph"/>
+              <w:ind w:left="0"/>
+              <w:rPr>
+                <w:lang w:val="en-US"/>
+              </w:rPr>
+            </w:pPr>
+            <w:r>
+              <w:t>REPORT </w:t>
+            </w:r>
+            <w:r>
+              <w:t>ZKR_RP_SELECTIONSCREEN_DDIC</w:t>
+            </w:r>
+            <w:r>
+              <w:t>.</w:t>
+            </w:r>
+            <w:r>
+              <w:br/>
+            </w:r>
+            <w:r>
+              <w:br/>
+              <w:t>SELECTION-SCREEN BEGIN OF BLOCK b1 WITH FRAME TITLE TEXT-001.</w:t>
+            </w:r>
+            <w:r>
+              <w:br/>
+            </w:r>
+            <w:r>
+              <w:br/>
+              <w:t>  SELECTION-SCREEN BEGIN OF LINE.</w:t>
+            </w:r>
+            <w:r>
+              <w:br/>
+              <w:t>    PARAMETERS : </w:t>
+            </w:r>
+            <w:proofErr w:type="spellStart"/>
+            <w:r>
+              <w:t>p_dbt</w:t>
+            </w:r>
+            <w:proofErr w:type="spellEnd"/>
+            <w:r>
+              <w:t> RADIOBUTTON GROUP r1.</w:t>
+            </w:r>
+            <w:r>
+              <w:br/>
+              <w:t>    SELECTION-SCREEN COMMENT 3(20) TEXT-t01.</w:t>
+            </w:r>
+            <w:r>
+              <w:br/>
+              <w:t>    PARAMETERS : </w:t>
+            </w:r>
+            <w:proofErr w:type="spellStart"/>
+            <w:r>
+              <w:t>p_dbtinp</w:t>
+            </w:r>
+            <w:proofErr w:type="spellEnd"/>
+            <w:r>
+              <w:t> TYPE char16.</w:t>
+            </w:r>
+            <w:r>
+              <w:br/>
+              <w:t>  SELECTION-SCREEN END OF LINE.</w:t>
+            </w:r>
+            <w:r>
+              <w:br/>
+            </w:r>
+            <w:r>
+              <w:br/>
+              <w:t>  SELECTION-SCREEN BEGIN OF LINE.</w:t>
+            </w:r>
+            <w:r>
+              <w:br/>
+              <w:t>    PARAMETERS : </w:t>
+            </w:r>
+            <w:proofErr w:type="spellStart"/>
+            <w:r>
+              <w:t>p_vw</w:t>
+            </w:r>
+            <w:proofErr w:type="spellEnd"/>
+            <w:r>
+              <w:t> RADIOBUTTON GROUP r1.</w:t>
+            </w:r>
+            <w:r>
+              <w:br/>
+              <w:t>    SELECTION-SCREEN COMMENT 3(20) TEXT-t02.</w:t>
+            </w:r>
+            <w:r>
+              <w:br/>
+              <w:t>    PARAMETERS : </w:t>
+            </w:r>
+            <w:proofErr w:type="spellStart"/>
+            <w:r>
+              <w:t>p_vwinp</w:t>
+            </w:r>
+            <w:proofErr w:type="spellEnd"/>
+            <w:r>
+              <w:t> TYPE char30.</w:t>
+            </w:r>
+            <w:r>
+              <w:br/>
+              <w:t>  SELECTION-SCREEN END OF LINE.</w:t>
+            </w:r>
+            <w:r>
+              <w:br/>
+            </w:r>
+            <w:r>
+              <w:br/>
+              <w:t>  SELECTION-SCREEN BEGIN OF LINE.</w:t>
+            </w:r>
+            <w:r>
+              <w:br/>
+              <w:t>    PARAMETERS : </w:t>
+            </w:r>
+            <w:proofErr w:type="spellStart"/>
+            <w:r>
+              <w:t>p_dtp</w:t>
+            </w:r>
+            <w:proofErr w:type="spellEnd"/>
+            <w:r>
+              <w:t> RADIOBUTTON GROUP r1.</w:t>
+            </w:r>
+            <w:r>
+              <w:br/>
+              <w:t>    SELECTION-SCREEN COMMENT 3(20) TEXT-t03.</w:t>
+            </w:r>
+            <w:r>
+              <w:br/>
+              <w:t>    PARAMETERS : </w:t>
+            </w:r>
+            <w:proofErr w:type="spellStart"/>
+            <w:r>
+              <w:t>p_dtpinp</w:t>
+            </w:r>
+            <w:proofErr w:type="spellEnd"/>
+            <w:r>
+              <w:t> TYPE char30.</w:t>
+            </w:r>
+            <w:r>
+              <w:br/>
+              <w:t>  SELECTION-SCREEN END OF LINE.</w:t>
+            </w:r>
+            <w:r>
+              <w:br/>
+            </w:r>
+            <w:r>
+              <w:br/>
+              <w:t>  SELECTION-SCREEN BEGIN OF LINE.</w:t>
+            </w:r>
+            <w:r>
+              <w:br/>
+              <w:t>    PARAMETERS : </w:t>
+            </w:r>
+            <w:proofErr w:type="spellStart"/>
+            <w:r>
+              <w:t>p_tg</w:t>
+            </w:r>
+            <w:proofErr w:type="spellEnd"/>
+            <w:r>
+              <w:t> RADIOBUTTON GROUP r1.</w:t>
+            </w:r>
+            <w:r>
+              <w:br/>
+              <w:t>    SELECTION-SCREEN COMMENT 3(20) TEXT-t04.</w:t>
+            </w:r>
+            <w:r>
+              <w:br/>
+              <w:t>    PARAMETERS : </w:t>
+            </w:r>
+            <w:proofErr w:type="spellStart"/>
+            <w:r>
+              <w:t>p_tginp</w:t>
+            </w:r>
+            <w:proofErr w:type="spellEnd"/>
+            <w:r>
+              <w:t> TYPE char5.</w:t>
+            </w:r>
+            <w:r>
+              <w:br/>
+              <w:t>  SELECTION-SCREEN END OF LINE.</w:t>
+            </w:r>
+            <w:r>
+              <w:br/>
+            </w:r>
+            <w:r>
+              <w:br/>
+              <w:t>  SELECTION-SCREEN BEGIN OF LINE.</w:t>
+            </w:r>
+            <w:r>
+              <w:br/>
+              <w:t>    PARAMETERS : </w:t>
+            </w:r>
+            <w:proofErr w:type="spellStart"/>
+            <w:r>
+              <w:t>p_do</w:t>
+            </w:r>
+            <w:proofErr w:type="spellEnd"/>
+            <w:r>
+              <w:t> RADIOBUTTON GROUP r1.</w:t>
+            </w:r>
+            <w:r>
+              <w:br/>
+              <w:t>    SELECTION-SCREEN COMMENT (20) TEXT-t05.</w:t>
+            </w:r>
+            <w:r>
+              <w:br/>
+              <w:t>    PARAMETERS : </w:t>
+            </w:r>
+            <w:proofErr w:type="spellStart"/>
+            <w:r>
+              <w:t>p_doinp</w:t>
+            </w:r>
+            <w:proofErr w:type="spellEnd"/>
+            <w:r>
+              <w:t> TYPE char30.</w:t>
+            </w:r>
+            <w:r>
+              <w:br/>
+              <w:t>  SELECTION-SCREEN END OF LINE.</w:t>
+            </w:r>
+            <w:r>
+              <w:br/>
+            </w:r>
+            <w:r>
+              <w:lastRenderedPageBreak/>
+              <w:br/>
+              <w:t>  SELECTION-SCREEN BEGIN OF LINE.</w:t>
+            </w:r>
+            <w:r>
+              <w:br/>
+              <w:t>    PARAMETERS : </w:t>
+            </w:r>
+            <w:proofErr w:type="spellStart"/>
+            <w:r>
+              <w:t>p_sh</w:t>
+            </w:r>
+            <w:proofErr w:type="spellEnd"/>
+            <w:r>
+              <w:t> RADIOBUTTON GROUP r1.</w:t>
+            </w:r>
+            <w:r>
+              <w:br/>
+              <w:t>    SELECTION-SCREEN COMMENT 3(20) TEXT-t06.</w:t>
+            </w:r>
+            <w:r>
+              <w:br/>
+              <w:t>    PARAMETERS : </w:t>
+            </w:r>
+            <w:proofErr w:type="spellStart"/>
+            <w:r>
+              <w:t>p_shinp</w:t>
+            </w:r>
+            <w:proofErr w:type="spellEnd"/>
+            <w:r>
+              <w:t> TYPE char30.</w:t>
+            </w:r>
+            <w:r>
+              <w:br/>
+              <w:t>  SELECTION-SCREEN END OF LINE.</w:t>
+            </w:r>
+            <w:r>
+              <w:br/>
+            </w:r>
+            <w:r>
+              <w:br/>
+              <w:t>  SELECTION-SCREEN BEGIN OF LINE.</w:t>
+            </w:r>
+            <w:r>
+              <w:br/>
+              <w:t>    PARAMETERS : </w:t>
+            </w:r>
+            <w:proofErr w:type="spellStart"/>
+            <w:r>
+              <w:t>p_lo</w:t>
+            </w:r>
+            <w:proofErr w:type="spellEnd"/>
+            <w:r>
+              <w:t> RADIOBUTTON GROUP r1.</w:t>
+            </w:r>
+            <w:r>
+              <w:br/>
+              <w:t>    SELECTION-SCREEN COMMENT 3(20) TEXT-t07.</w:t>
+            </w:r>
+            <w:r>
+              <w:br/>
+              <w:t>    PARAMETERS : </w:t>
+            </w:r>
+            <w:proofErr w:type="spellStart"/>
+            <w:r>
+              <w:t>p_loinp</w:t>
+            </w:r>
+            <w:proofErr w:type="spellEnd"/>
+            <w:r>
+              <w:t> TYPE char16.</w:t>
+            </w:r>
+            <w:r>
+              <w:br/>
+              <w:t>  SELECTION-SCREEN END OF LINE.</w:t>
+            </w:r>
+            <w:r>
+              <w:br/>
+              <w:t>SELECTION-SCREEN END OF BLOCK b1.</w:t>
+            </w:r>
+            <w:r>
+              <w:br/>
+            </w:r>
+            <w:r>
+              <w:br/>
+              <w:t>SELECTION-SCREEN BEGIN OF BLOCK b2 WITH FRAME TITLE TEXT-002.</w:t>
+            </w:r>
+            <w:r>
+              <w:br/>
+              <w:t>  SELECTION-SCREEN BEGIN OF LINE .</w:t>
+            </w:r>
+            <w:r>
+              <w:br/>
+              <w:t>  PARAMETERS : c1 AS CHECKBOX.</w:t>
+            </w:r>
+            <w:r>
+              <w:br/>
+              <w:t>  SELECTION-SCREEN : COMMENT 3(12) text-003.</w:t>
+            </w:r>
+            <w:r>
+              <w:br/>
+              <w:t>  PARAMETERS : c2 AS CHECKBOX.</w:t>
+            </w:r>
+            <w:r>
+              <w:br/>
+              <w:t>  SELECTION-SCREEN : COMMENT 20(12) text-004.</w:t>
+            </w:r>
+            <w:r>
+              <w:br/>
+              <w:t>    SELECTION-SCREEN END OF LINE.</w:t>
+            </w:r>
+            <w:r>
+              <w:br/>
+            </w:r>
+            <w:r>
+              <w:br/>
+              <w:t>    SELECTION-SCREEN BEGIN OF LINE .</w:t>
+            </w:r>
+            <w:r>
+              <w:br/>
+              <w:t>  PARAMETERS : r1 RADIOBUTTON GROUP g1.</w:t>
+            </w:r>
+            <w:r>
+              <w:br/>
+              <w:t>  SELECTION-SCREEN : COMMENT 3(12) text-005.</w:t>
+            </w:r>
+            <w:r>
+              <w:br/>
+              <w:t>  PARAMETERS : r2 RADIOBUTTON GROUP g1.</w:t>
+            </w:r>
+            <w:r>
+              <w:br/>
+              <w:t>  SELECTION-SCREEN : COMMENT 20(12) text-006.</w:t>
+            </w:r>
+            <w:r>
+              <w:br/>
+              <w:t>  SELECTION-SCREEN END OF LINE.</w:t>
+            </w:r>
+            <w:r>
+              <w:br/>
+              <w:t>SELECTION-SCREEN END OF BLOCK b2.</w:t>
+            </w:r>
+            <w:r>
+              <w:br/>
+            </w:r>
+            <w:r>
+              <w:br/>
+            </w:r>
+            <w:r>
+              <w:br/>
+            </w:r>
+            <w:r>
+              <w:rPr>
+                <w:i/>
+                <w:iCs/>
+              </w:rPr>
+              <w:t>*</w:t>
+            </w:r>
+            <w:r>
+              <w:br/>
+              <w:t>SELECTION-SCREEN BEGIN OF SCREEN 1.</w:t>
+            </w:r>
+            <w:r>
+              <w:br/>
+              <w:t>  PARAMETERS : Subjects AS CHECKBOX,</w:t>
+            </w:r>
+            <w:r>
+              <w:br/>
+              <w:t>               Marks    AS CHECKBOX.</w:t>
+            </w:r>
+            <w:r>
+              <w:br/>
+              <w:t>SELECTION-SCREEN END OF SCREEN 1.</w:t>
+            </w:r>
+            <w:r>
+              <w:br/>
+            </w:r>
+            <w:r>
+              <w:br/>
+            </w:r>
+            <w:r>
+              <w:br/>
+              <w:t>SELECTION-SCREEN BEGIN OF SCREEN 2.</w:t>
+            </w:r>
+            <w:r>
+              <w:br/>
+              <w:t>  PARAMETERS : Male RADIOBUTTON GROUP g2,</w:t>
+            </w:r>
+            <w:r>
+              <w:br/>
+              <w:t>               Female RADIOBUTTON GROUP g2.</w:t>
+            </w:r>
+            <w:r>
+              <w:br/>
+              <w:t>  SELECTION-SCREEN END OF SCREEN 2.</w:t>
+            </w:r>
+            <w:r>
+              <w:br/>
+            </w:r>
+            <w:r>
+              <w:br/>
+              <w:t>IF c1 = 'X'.</w:t>
+            </w:r>
+            <w:r>
+              <w:br/>
+              <w:t>  CALL SELECTION-SCREEN 1 STARTING AT 30 40 ENDING AT 40 50.</w:t>
+            </w:r>
+            <w:r>
+              <w:br/>
+              <w:t>ENDIF.</w:t>
+            </w:r>
+            <w:r>
+              <w:br/>
+            </w:r>
+            <w:r>
+              <w:rPr>
+                <w:i/>
+                <w:iCs/>
+              </w:rPr>
+              <w:t>*</w:t>
+            </w:r>
+            <w:r>
+              <w:br/>
+            </w:r>
+            <w:r>
+              <w:lastRenderedPageBreak/>
+              <w:t>IF subjects = 'X'.</w:t>
+            </w:r>
+            <w:r>
+              <w:br/>
+              <w:t>  WRITE : / ' You Selected C1 Checkbox and Subjects'.</w:t>
+            </w:r>
+            <w:r>
+              <w:br/>
+              <w:t>ELSEIF Marks = 'X'.</w:t>
+            </w:r>
+            <w:r>
+              <w:br/>
+              <w:t>  WRITE  : / 'You Selected C1 Checkbox and Marks'.</w:t>
+            </w:r>
+            <w:r>
+              <w:br/>
+              <w:t>ENDIF.</w:t>
+            </w:r>
+          </w:p>
+        </w:tc>
+      </w:tr>
+    </w:tbl>
+    <w:p>
+      <w:pPr>
+        <w:rPr>
+          <w:sz w:val="28"/>
+          <w:szCs w:val="28"/>
+          <w:lang w:val="en-US"/>
+        </w:rPr>
+      </w:pPr>
+    </w:p>
+    <w:p>
+      <w:pPr>
+        <w:pStyle w:val="ListParagraph"/>
+        <w:numPr>
+          <w:ilvl w:val="0"/>
+          <w:numId w:val="2"/>
+        </w:numPr>
+        <w:rPr>
+          <w:sz w:val="28"/>
+          <w:szCs w:val="28"/>
+          <w:lang w:val="en-US"/>
+        </w:rPr>
+      </w:pPr>
+      <w:r>
+        <w:rPr>
+          <w:sz w:val="28"/>
+          <w:szCs w:val="28"/>
+          <w:lang w:val="en-US"/>
+        </w:rPr>
+        <w:t>Output:</w:t>
+      </w:r>
+    </w:p>
+    <w:p>
+      <w:pPr>
+        <w:pStyle w:val="ListParagraph"/>
+        <w:numPr>
+          <w:ilvl w:val="0"/>
+          <w:numId w:val="2"/>
+        </w:numPr>
+        <w:rPr>
+          <w:sz w:val="28"/>
+          <w:szCs w:val="28"/>
+          <w:lang w:val="en-US"/>
+        </w:rPr>
+      </w:pPr>
+      <w:r>
+        <w:rPr>
+          <w:sz w:val="28"/>
+          <w:szCs w:val="28"/>
+          <w:lang w:val="en-US"/>
+        </w:rPr>
+        <w:drawing>
+          <wp:inline distT="0" distB="0" distL="0" distR="0" wp14:anchorId="7D74B539" wp14:editId="0BE75164">
+            <wp:extent cx="4427220" cy="2819188"/>
+            <wp:effectExtent l="0" t="0" r="0" b="635"/>
+            <wp:docPr id="754684982" name="Picture 1"/>
+            <wp:cNvGraphicFramePr>
+              <a:graphicFrameLocks xmlns:a="http://schemas.openxmlformats.org/drawingml/2006/main" noChangeAspect="1"/>
+            </wp:cNvGraphicFramePr>
+            <a:graphic xmlns:a="http://schemas.openxmlformats.org/drawingml/2006/main">
+              <a:graphicData uri="http://schemas.openxmlformats.org/drawingml/2006/picture">
+                <pic:pic xmlns:pic="http://schemas.openxmlformats.org/drawingml/2006/picture">
+                  <pic:nvPicPr>
+                    <pic:cNvPr id="754684982" name=""/>
+                    <pic:cNvPicPr/>
+                  </pic:nvPicPr>
+                  <pic:blipFill>
+                    <a:blip r:embed="rId5"/>
+                    <a:stretch>
+                      <a:fillRect/>
+                    </a:stretch>
+                  </pic:blipFill>
+                  <pic:spPr>
+                    <a:xfrm>
+                      <a:off x="0" y="0"/>
+                      <a:ext cx="4439242" cy="2826843"/>
+                    </a:xfrm>
+                    <a:prstGeom prst="rect">
+                      <a:avLst/>
+                    </a:prstGeom>
+                  </pic:spPr>
+                </pic:pic>
+              </a:graphicData>
+            </a:graphic>
+          </wp:inline>
+        </w:drawing>
+      </w:r>
     </w:p>
     <w:sectPr>
       <w:pgSz w:w="11906" w:h="16838"/>
@@ -1077,7 +1657,6 @@
   <w:style w:type="character" w:default="1" w:styleId="DefaultParagraphFont">
     <w:name w:val="Default Paragraph Font"/>
     <w:uiPriority w:val="1"/>
-    <w:semiHidden/>
     <w:unhideWhenUsed/>
   </w:style>
   <w:style w:type="table" w:default="1" w:styleId="TableNormal">
@@ -1390,6 +1969,25 @@
       <w:color w:val="2F5496" w:themeColor="accent1" w:themeShade="BF"/>
       <w:spacing w:val="5"/>
     </w:rPr>
+  </w:style>
+  <w:style w:type="table" w:styleId="TableGrid">
+    <w:name w:val="Table Grid"/>
+    <w:basedOn w:val="TableNormal"/>
+    <w:uiPriority w:val="39"/>
+    <w:rsid w:val="007A4F6C"/>
+    <w:pPr>
+      <w:spacing w:after="0" w:line="240" w:lineRule="auto"/>
+    </w:pPr>
+    <w:tblPr>
+      <w:tblBorders>
+        <w:top w:val="single" w:sz="4" w:space="0" w:color="auto"/>
+        <w:left w:val="single" w:sz="4" w:space="0" w:color="auto"/>
+        <w:bottom w:val="single" w:sz="4" w:space="0" w:color="auto"/>
+        <w:right w:val="single" w:sz="4" w:space="0" w:color="auto"/>
+        <w:insideH w:val="single" w:sz="4" w:space="0" w:color="auto"/>
+        <w:insideV w:val="single" w:sz="4" w:space="0" w:color="auto"/>
+      </w:tblBorders>
+    </w:tblPr>
   </w:style>
 </w:styles>
 </file>

--- a/Assignment 29.docx
+++ b/Assignment 29.docx
@@ -1,6 +1,6 @@
 
 <file path=word/document.xml><?xml version="1.0" encoding="utf-8"?>
-<w:document xmlns:wpc="http://schemas.microsoft.com/office/word/2010/wordprocessingCanvas" xmlns:cx="http://schemas.microsoft.com/office/drawing/2014/chartex" xmlns:cx1="http://schemas.microsoft.com/office/drawing/2015/9/8/chartex" xmlns:cx2="http://schemas.microsoft.com/office/drawing/2015/10/21/chartex" xmlns:cx3="http://schemas.microsoft.com/office/drawing/2016/5/9/chartex" xmlns:cx4="http://schemas.microsoft.com/office/drawing/2016/5/10/chartex" xmlns:cx5="http://schemas.microsoft.com/office/drawing/2016/5/11/chartex" xmlns:cx6="http://schemas.microsoft.com/office/drawing/2016/5/12/chartex" xmlns:cx7="http://schemas.microsoft.com/office/drawing/2016/5/13/chartex" xmlns:cx8="http://schemas.microsoft.com/office/drawing/2016/5/14/chartex" xmlns:mc="http://schemas.openxmlformats.org/markup-compatibility/2006" xmlns:aink="http://schemas.microsoft.com/office/drawing/2016/ink" xmlns:am3d="http://schemas.microsoft.com/office/drawing/2017/model3d" xmlns:o="urn:schemas-microsoft-com:office:office" xmlns:oel="http://schemas.microsoft.com/office/2019/extlst" xmlns:r="http://schemas.openxmlformats.org/officeDocument/2006/relationships" xmlns:m="http://schemas.openxmlformats.org/officeDocument/2006/math" xmlns:v="urn:schemas-microsoft-com:vml" xmlns:wp14="http://schemas.microsoft.com/office/word/2010/wordprocessingDrawing" xmlns:wp="http://schemas.openxmlformats.org/drawingml/2006/wordprocessingDrawing" xmlns:w10="urn:schemas-microsoft-com:office:word" xmlns:w="http://schemas.openxmlformats.org/wordprocessingml/2006/main" xmlns:w14="http://schemas.microsoft.com/office/word/2010/wordml" xmlns:w15="http://schemas.microsoft.com/office/word/2012/wordml" xmlns:w16cex="http://schemas.microsoft.com/office/word/2018/wordml/cex" xmlns:w16cid="http://schemas.microsoft.com/office/word/2016/wordml/cid" xmlns:w16="http://schemas.microsoft.com/office/word/2018/wordml" xmlns:w16du="http://schemas.microsoft.com/office/word/2023/wordml/word16du" xmlns:w16sdtdh="http://schemas.microsoft.com/office/word/2020/wordml/sdtdatahash" xmlns:w16sdtfl="http://schemas.microsoft.com/office/word/2024/wordml/sdtformatlock" xmlns:w16se="http://schemas.microsoft.com/office/word/2015/wordml/symex" xmlns:wpg="http://schemas.microsoft.com/office/word/2010/wordprocessingGroup" xmlns:wpi="http://schemas.microsoft.com/office/word/2010/wordprocessingInk" xmlns:wne="http://schemas.microsoft.com/office/word/2006/wordml" xmlns:wps="http://schemas.microsoft.com/office/word/2010/wordprocessingShape" mc:Ignorable="w14 w15 w16se w16cid w16 w16cex w16sdtdh w16sdtfl w16du wp14">
+<w:document xmlns:wpc="http://schemas.microsoft.com/office/word/2010/wordprocessingCanvas" xmlns:cx="http://schemas.microsoft.com/office/drawing/2014/chartex" xmlns:cx1="http://schemas.microsoft.com/office/drawing/2015/9/8/chartex" xmlns:cx2="http://schemas.microsoft.com/office/drawing/2015/10/21/chartex" xmlns:cx3="http://schemas.microsoft.com/office/drawing/2016/5/9/chartex" xmlns:cx4="http://schemas.microsoft.com/office/drawing/2016/5/10/chartex" xmlns:cx5="http://schemas.microsoft.com/office/drawing/2016/5/11/chartex" xmlns:cx6="http://schemas.microsoft.com/office/drawing/2016/5/12/chartex" xmlns:cx7="http://schemas.microsoft.com/office/drawing/2016/5/13/chartex" xmlns:cx8="http://schemas.microsoft.com/office/drawing/2016/5/14/chartex" xmlns:mc="http://schemas.openxmlformats.org/markup-compatibility/2006" xmlns:aink="http://schemas.microsoft.com/office/drawing/2016/ink" xmlns:am3d="http://schemas.microsoft.com/office/drawing/2017/model3d" xmlns:o="urn:schemas-microsoft-com:office:office" xmlns:oel="http://schemas.microsoft.com/office/2019/extlst" xmlns:r="http://schemas.openxmlformats.org/officeDocument/2006/relationships" xmlns:m="http://schemas.openxmlformats.org/officeDocument/2006/math" xmlns:v="urn:schemas-microsoft-com:vml" xmlns:wp14="http://schemas.microsoft.com/office/word/2010/wordprocessingDrawing" xmlns:wp="http://schemas.openxmlformats.org/drawingml/2006/wordprocessingDrawing" xmlns:w10="urn:schemas-microsoft-com:office:word" xmlns:w="http://schemas.openxmlformats.org/wordprocessingml/2006/main" xmlns:w14="http://schemas.microsoft.com/office/word/2010/wordml" xmlns:w15="http://schemas.microsoft.com/office/word/2012/wordml" xmlns:w16cei="http://schemas.microsoft.com/office/word/2026/wordml/cei" xmlns:w16cex="http://schemas.microsoft.com/office/word/2018/wordml/cex" xmlns:w16cid="http://schemas.microsoft.com/office/word/2016/wordml/cid" xmlns:w16="http://schemas.microsoft.com/office/word/2018/wordml" xmlns:w16du="http://schemas.microsoft.com/office/word/2023/wordml/word16du" xmlns:w16sdtdh="http://schemas.microsoft.com/office/word/2020/wordml/sdtdatahash" xmlns:w16sdtfl="http://schemas.microsoft.com/office/word/2024/wordml/sdtformatlock" xmlns:w16se="http://schemas.microsoft.com/office/word/2015/wordml/symex" xmlns:wpg="http://schemas.microsoft.com/office/word/2010/wordprocessingGroup" xmlns:wpi="http://schemas.microsoft.com/office/word/2010/wordprocessingInk" xmlns:wne="http://schemas.microsoft.com/office/word/2006/wordml" xmlns:wps="http://schemas.microsoft.com/office/word/2010/wordprocessingShape" mc:Ignorable="w14 w15 w16se w16cid w16 w16cex w16sdtdh w16sdtfl w16du wp14">
   <w:body>
     <w:p>
       <w:pPr>
@@ -672,6 +672,7 @@
       </w:pPr>
       <w:r>
         <w:rPr>
+          <w:noProof/>
           <w:sz w:val="28"/>
           <w:szCs w:val="28"/>
           <w:lang w:val="en-US"/>
@@ -713,6 +714,1403 @@
         </w:drawing>
       </w:r>
     </w:p>
+    <w:p>
+      <w:pPr>
+        <w:rPr>
+          <w:sz w:val="28"/>
+          <w:szCs w:val="28"/>
+          <w:lang w:val="en-US"/>
+        </w:rPr>
+      </w:pPr>
+    </w:p>
+    <w:p>
+      <w:pPr>
+        <w:rPr>
+          <w:sz w:val="28"/>
+          <w:szCs w:val="28"/>
+          <w:lang w:val="en-US"/>
+        </w:rPr>
+      </w:pPr>
+      <w:r>
+        <w:rPr>
+          <w:sz w:val="28"/>
+          <w:szCs w:val="28"/>
+          <w:lang w:val="en-US"/>
+        </w:rPr>
+        <w:t xml:space="preserve">Memory </w:t>
+      </w:r>
+      <w:proofErr w:type="gramStart"/>
+      <w:r>
+        <w:rPr>
+          <w:sz w:val="28"/>
+          <w:szCs w:val="28"/>
+          <w:lang w:val="en-US"/>
+        </w:rPr>
+        <w:t>Management(</w:t>
+      </w:r>
+      <w:proofErr w:type="gramEnd"/>
+      <w:r>
+        <w:rPr>
+          <w:sz w:val="28"/>
+          <w:szCs w:val="28"/>
+          <w:lang w:val="en-US"/>
+        </w:rPr>
+        <w:t>ABAP and SAP Memory):</w:t>
+      </w:r>
+    </w:p>
+    <w:p>
+      <w:pPr>
+        <w:pStyle w:val="ListParagraph"/>
+        <w:numPr>
+          <w:ilvl w:val="0"/>
+          <w:numId w:val="4"/>
+        </w:numPr>
+        <w:rPr>
+          <w:sz w:val="28"/>
+          <w:szCs w:val="28"/>
+          <w:lang w:val="en-US"/>
+        </w:rPr>
+      </w:pPr>
+      <w:r>
+        <w:rPr>
+          <w:sz w:val="28"/>
+          <w:szCs w:val="28"/>
+          <w:lang w:val="en-US"/>
+        </w:rPr>
+        <w:t>What is memory management?</w:t>
+      </w:r>
+    </w:p>
+    <w:p>
+      <w:pPr>
+        <w:pStyle w:val="ListParagraph"/>
+        <w:numPr>
+          <w:ilvl w:val="0"/>
+          <w:numId w:val="2"/>
+        </w:numPr>
+        <w:rPr>
+          <w:sz w:val="28"/>
+          <w:szCs w:val="28"/>
+          <w:lang w:val="en-US"/>
+        </w:rPr>
+      </w:pPr>
+      <w:r>
+        <w:rPr>
+          <w:sz w:val="28"/>
+          <w:szCs w:val="28"/>
+          <w:lang w:val="en-US"/>
+        </w:rPr>
+        <w:t>Memory management in ABAP means managing how data is stored, accessed, shared, and released in memory during program execution.</w:t>
+      </w:r>
+    </w:p>
+    <w:p>
+      <w:pPr>
+        <w:pStyle w:val="ListParagraph"/>
+        <w:numPr>
+          <w:ilvl w:val="0"/>
+          <w:numId w:val="2"/>
+        </w:numPr>
+        <w:rPr>
+          <w:sz w:val="28"/>
+          <w:szCs w:val="28"/>
+          <w:lang w:val="en-US"/>
+        </w:rPr>
+      </w:pPr>
+      <w:r>
+        <w:rPr>
+          <w:sz w:val="28"/>
+          <w:szCs w:val="28"/>
+          <w:lang w:val="en-US"/>
+        </w:rPr>
+        <w:t>SAP/ABAP mainly provides different memory areas for different purposes.</w:t>
+      </w:r>
+    </w:p>
+    <w:p>
+      <w:pPr>
+        <w:pStyle w:val="ListParagraph"/>
+        <w:numPr>
+          <w:ilvl w:val="0"/>
+          <w:numId w:val="5"/>
+        </w:numPr>
+        <w:rPr>
+          <w:sz w:val="28"/>
+          <w:szCs w:val="28"/>
+          <w:lang w:val="en-US"/>
+        </w:rPr>
+      </w:pPr>
+      <w:r>
+        <w:rPr>
+          <w:sz w:val="28"/>
+          <w:szCs w:val="28"/>
+          <w:lang w:val="en-US"/>
+        </w:rPr>
+        <w:t>ABAP Memory</w:t>
+      </w:r>
+    </w:p>
+    <w:p>
+      <w:pPr>
+        <w:pStyle w:val="ListParagraph"/>
+        <w:numPr>
+          <w:ilvl w:val="0"/>
+          <w:numId w:val="5"/>
+        </w:numPr>
+        <w:rPr>
+          <w:sz w:val="28"/>
+          <w:szCs w:val="28"/>
+          <w:lang w:val="en-US"/>
+        </w:rPr>
+      </w:pPr>
+      <w:r>
+        <w:rPr>
+          <w:sz w:val="28"/>
+          <w:szCs w:val="28"/>
+          <w:lang w:val="en-US"/>
+        </w:rPr>
+        <w:t>SAP Memory</w:t>
+      </w:r>
+    </w:p>
+    <w:p>
+      <w:pPr>
+        <w:pStyle w:val="ListParagraph"/>
+        <w:numPr>
+          <w:ilvl w:val="0"/>
+          <w:numId w:val="2"/>
+        </w:numPr>
+        <w:rPr>
+          <w:sz w:val="28"/>
+          <w:szCs w:val="28"/>
+          <w:lang w:val="en-US"/>
+        </w:rPr>
+      </w:pPr>
+      <w:r>
+        <w:rPr>
+          <w:sz w:val="28"/>
+          <w:szCs w:val="28"/>
+          <w:lang w:val="en-US"/>
+        </w:rPr>
+        <w:t>ABAP Memory is used to exchange data between programs within the same internal session using EXPORT and IMPORT with a Memory ID. SAP Memory is used to exchange parameter values between different sessions of the same user using SET PARAMETER ID and GET PARAMETER ID.</w:t>
+      </w:r>
+    </w:p>
+    <w:p>
+      <w:pPr>
+        <w:pStyle w:val="ListParagraph"/>
+        <w:ind w:left="360"/>
+        <w:rPr>
+          <w:sz w:val="28"/>
+          <w:szCs w:val="28"/>
+          <w:lang w:val="en-US"/>
+        </w:rPr>
+      </w:pPr>
+    </w:p>
+    <w:p>
+      <w:pPr>
+        <w:pStyle w:val="ListParagraph"/>
+        <w:numPr>
+          <w:ilvl w:val="0"/>
+          <w:numId w:val="2"/>
+        </w:numPr>
+        <w:rPr>
+          <w:sz w:val="28"/>
+          <w:szCs w:val="28"/>
+          <w:lang w:val="en-US"/>
+        </w:rPr>
+      </w:pPr>
+      <w:r>
+        <w:rPr>
+          <w:sz w:val="28"/>
+          <w:szCs w:val="28"/>
+          <w:lang w:val="en-US"/>
+        </w:rPr>
+        <w:t>1. ABAP Memory:</w:t>
+      </w:r>
+    </w:p>
+    <w:p>
+      <w:pPr>
+        <w:pStyle w:val="ListParagraph"/>
+        <w:numPr>
+          <w:ilvl w:val="0"/>
+          <w:numId w:val="2"/>
+        </w:numPr>
+        <w:rPr>
+          <w:sz w:val="28"/>
+          <w:szCs w:val="28"/>
+          <w:lang w:val="en-US"/>
+        </w:rPr>
+      </w:pPr>
+      <w:r>
+        <w:rPr>
+          <w:sz w:val="28"/>
+          <w:szCs w:val="28"/>
+          <w:lang w:val="en-US"/>
+        </w:rPr>
+        <w:t>ABAP Memory is used to exchange data between different programs within the same internal session.</w:t>
+      </w:r>
+    </w:p>
+    <w:p>
+      <w:pPr>
+        <w:pStyle w:val="ListParagraph"/>
+        <w:numPr>
+          <w:ilvl w:val="0"/>
+          <w:numId w:val="2"/>
+        </w:numPr>
+        <w:rPr>
+          <w:sz w:val="28"/>
+          <w:szCs w:val="28"/>
+          <w:lang w:val="en-US"/>
+        </w:rPr>
+      </w:pPr>
+      <w:r>
+        <w:rPr>
+          <w:sz w:val="28"/>
+          <w:szCs w:val="28"/>
+          <w:lang w:val="en-US"/>
+        </w:rPr>
+        <w:lastRenderedPageBreak/>
+        <w:t>Syntax:</w:t>
+      </w:r>
+    </w:p>
+    <w:p>
+      <w:pPr>
+        <w:pStyle w:val="ListParagraph"/>
+        <w:numPr>
+          <w:ilvl w:val="0"/>
+          <w:numId w:val="2"/>
+        </w:numPr>
+        <w:rPr>
+          <w:sz w:val="28"/>
+          <w:szCs w:val="28"/>
+          <w:lang w:val="en-US"/>
+        </w:rPr>
+      </w:pPr>
+      <w:r>
+        <w:rPr>
+          <w:sz w:val="28"/>
+          <w:szCs w:val="28"/>
+          <w:lang w:val="en-US"/>
+        </w:rPr>
+        <w:t xml:space="preserve">EXPORT data = </w:t>
+      </w:r>
+      <w:proofErr w:type="spellStart"/>
+      <w:r>
+        <w:rPr>
+          <w:sz w:val="28"/>
+          <w:szCs w:val="28"/>
+          <w:lang w:val="en-US"/>
+        </w:rPr>
+        <w:t>lv_data</w:t>
+      </w:r>
+      <w:proofErr w:type="spellEnd"/>
+      <w:r>
+        <w:rPr>
+          <w:sz w:val="28"/>
+          <w:szCs w:val="28"/>
+          <w:lang w:val="en-US"/>
+        </w:rPr>
+        <w:t xml:space="preserve"> TO MEMORY ID 'ZDATA'.</w:t>
+      </w:r>
+    </w:p>
+    <w:p>
+      <w:pPr>
+        <w:pStyle w:val="ListParagraph"/>
+        <w:numPr>
+          <w:ilvl w:val="0"/>
+          <w:numId w:val="2"/>
+        </w:numPr>
+        <w:rPr>
+          <w:sz w:val="28"/>
+          <w:szCs w:val="28"/>
+          <w:lang w:val="en-US"/>
+        </w:rPr>
+      </w:pPr>
+      <w:r>
+        <w:rPr>
+          <w:sz w:val="28"/>
+          <w:szCs w:val="28"/>
+          <w:lang w:val="en-US"/>
+        </w:rPr>
+        <w:t xml:space="preserve">IMPORT data = </w:t>
+      </w:r>
+      <w:proofErr w:type="spellStart"/>
+      <w:r>
+        <w:rPr>
+          <w:sz w:val="28"/>
+          <w:szCs w:val="28"/>
+          <w:lang w:val="en-US"/>
+        </w:rPr>
+        <w:t>lv_data</w:t>
+      </w:r>
+      <w:proofErr w:type="spellEnd"/>
+      <w:r>
+        <w:rPr>
+          <w:sz w:val="28"/>
+          <w:szCs w:val="28"/>
+          <w:lang w:val="en-US"/>
+        </w:rPr>
+        <w:t xml:space="preserve"> FROM MEMORY ID 'ZDATA'.</w:t>
+      </w:r>
+    </w:p>
+    <w:p>
+      <w:pPr>
+        <w:pStyle w:val="ListParagraph"/>
+        <w:numPr>
+          <w:ilvl w:val="0"/>
+          <w:numId w:val="2"/>
+        </w:numPr>
+        <w:rPr>
+          <w:sz w:val="28"/>
+          <w:szCs w:val="28"/>
+          <w:lang w:val="en-US"/>
+        </w:rPr>
+      </w:pPr>
+      <w:r>
+        <w:rPr>
+          <w:sz w:val="28"/>
+          <w:szCs w:val="28"/>
+          <w:lang w:val="en-US"/>
+        </w:rPr>
+        <w:t xml:space="preserve"> </w:t>
+      </w:r>
+      <w:r>
+        <w:rPr>
+          <w:sz w:val="28"/>
+          <w:szCs w:val="28"/>
+          <w:lang w:val="en-US"/>
+        </w:rPr>
+        <w:drawing>
+          <wp:inline distT="0" distB="0" distL="0" distR="0" wp14:anchorId="135C9298" wp14:editId="7C749AB3">
+            <wp:extent cx="2758440" cy="2712961"/>
+            <wp:effectExtent l="0" t="0" r="3810" b="0"/>
+            <wp:docPr id="1567971671" name="Picture 1"/>
+            <wp:cNvGraphicFramePr>
+              <a:graphicFrameLocks xmlns:a="http://schemas.openxmlformats.org/drawingml/2006/main" noChangeAspect="1"/>
+            </wp:cNvGraphicFramePr>
+            <a:graphic xmlns:a="http://schemas.openxmlformats.org/drawingml/2006/main">
+              <a:graphicData uri="http://schemas.openxmlformats.org/drawingml/2006/picture">
+                <pic:pic xmlns:pic="http://schemas.openxmlformats.org/drawingml/2006/picture">
+                  <pic:nvPicPr>
+                    <pic:cNvPr id="1567971671" name=""/>
+                    <pic:cNvPicPr/>
+                  </pic:nvPicPr>
+                  <pic:blipFill rotWithShape="1">
+                    <a:blip r:embed="rId6"/>
+                    <a:srcRect l="4708" r="11932"/>
+                    <a:stretch>
+                      <a:fillRect/>
+                    </a:stretch>
+                  </pic:blipFill>
+                  <pic:spPr bwMode="auto">
+                    <a:xfrm>
+                      <a:off x="0" y="0"/>
+                      <a:ext cx="2771699" cy="2726001"/>
+                    </a:xfrm>
+                    <a:prstGeom prst="rect">
+                      <a:avLst/>
+                    </a:prstGeom>
+                    <a:ln>
+                      <a:noFill/>
+                    </a:ln>
+                    <a:extLst>
+                      <a:ext uri="{53640926-AAD7-44D8-BBD7-CCE9431645EC}">
+                        <a14:shadowObscured xmlns:a14="http://schemas.microsoft.com/office/drawing/2010/main"/>
+                      </a:ext>
+                    </a:extLst>
+                  </pic:spPr>
+                </pic:pic>
+              </a:graphicData>
+            </a:graphic>
+          </wp:inline>
+        </w:drawing>
+      </w:r>
+      <w:r>
+        <w:rPr>
+          <w:sz w:val="28"/>
+          <w:szCs w:val="28"/>
+          <w:lang w:val="en-US"/>
+        </w:rPr>
+        <w:t xml:space="preserve">  </w:t>
+      </w:r>
+      <w:r>
+        <w:rPr>
+          <w:sz w:val="28"/>
+          <w:szCs w:val="28"/>
+          <w:lang w:val="en-US"/>
+        </w:rPr>
+        <w:drawing>
+          <wp:inline distT="0" distB="0" distL="0" distR="0" wp14:anchorId="39ECFB39" wp14:editId="469AB7B9">
+            <wp:extent cx="2606040" cy="2533110"/>
+            <wp:effectExtent l="0" t="0" r="3810" b="635"/>
+            <wp:docPr id="2008275126" name="Picture 1"/>
+            <wp:cNvGraphicFramePr>
+              <a:graphicFrameLocks xmlns:a="http://schemas.openxmlformats.org/drawingml/2006/main" noChangeAspect="1"/>
+            </wp:cNvGraphicFramePr>
+            <a:graphic xmlns:a="http://schemas.openxmlformats.org/drawingml/2006/main">
+              <a:graphicData uri="http://schemas.openxmlformats.org/drawingml/2006/picture">
+                <pic:pic xmlns:pic="http://schemas.openxmlformats.org/drawingml/2006/picture">
+                  <pic:nvPicPr>
+                    <pic:cNvPr id="2008275126" name=""/>
+                    <pic:cNvPicPr/>
+                  </pic:nvPicPr>
+                  <pic:blipFill>
+                    <a:blip r:embed="rId7"/>
+                    <a:stretch>
+                      <a:fillRect/>
+                    </a:stretch>
+                  </pic:blipFill>
+                  <pic:spPr>
+                    <a:xfrm>
+                      <a:off x="0" y="0"/>
+                      <a:ext cx="2613326" cy="2540192"/>
+                    </a:xfrm>
+                    <a:prstGeom prst="rect">
+                      <a:avLst/>
+                    </a:prstGeom>
+                  </pic:spPr>
+                </pic:pic>
+              </a:graphicData>
+            </a:graphic>
+          </wp:inline>
+        </w:drawing>
+      </w:r>
+    </w:p>
+    <w:p>
+      <w:pPr>
+        <w:pStyle w:val="ListParagraph"/>
+        <w:numPr>
+          <w:ilvl w:val="0"/>
+          <w:numId w:val="2"/>
+        </w:numPr>
+        <w:rPr>
+          <w:sz w:val="28"/>
+          <w:szCs w:val="28"/>
+          <w:lang w:val="en-US"/>
+        </w:rPr>
+      </w:pPr>
+      <w:r>
+        <w:rPr>
+          <w:sz w:val="28"/>
+          <w:szCs w:val="28"/>
+          <w:lang w:val="en-US"/>
+        </w:rPr>
+        <w:t>Output:</w:t>
+      </w:r>
+    </w:p>
+    <w:p>
+      <w:pPr>
+        <w:pStyle w:val="ListParagraph"/>
+        <w:numPr>
+          <w:ilvl w:val="0"/>
+          <w:numId w:val="2"/>
+        </w:numPr>
+        <w:rPr>
+          <w:sz w:val="28"/>
+          <w:szCs w:val="28"/>
+          <w:lang w:val="en-US"/>
+        </w:rPr>
+      </w:pPr>
+      <w:r>
+        <w:rPr>
+          <w:noProof/>
+        </w:rPr>
+        <w:drawing>
+          <wp:inline distT="0" distB="0" distL="0" distR="0" wp14:anchorId="3D1767B3" wp14:editId="59F8AA20">
+            <wp:extent cx="1808305" cy="2606040"/>
+            <wp:effectExtent l="0" t="0" r="1905" b="3810"/>
+            <wp:docPr id="875686315" name="Picture 1"/>
+            <wp:cNvGraphicFramePr>
+              <a:graphicFrameLocks xmlns:a="http://schemas.openxmlformats.org/drawingml/2006/main" noChangeAspect="1"/>
+            </wp:cNvGraphicFramePr>
+            <a:graphic xmlns:a="http://schemas.openxmlformats.org/drawingml/2006/main">
+              <a:graphicData uri="http://schemas.openxmlformats.org/drawingml/2006/picture">
+                <pic:pic xmlns:pic="http://schemas.openxmlformats.org/drawingml/2006/picture">
+                  <pic:nvPicPr>
+                    <pic:cNvPr id="875686315" name=""/>
+                    <pic:cNvPicPr/>
+                  </pic:nvPicPr>
+                  <pic:blipFill>
+                    <a:blip r:embed="rId8"/>
+                    <a:stretch>
+                      <a:fillRect/>
+                    </a:stretch>
+                  </pic:blipFill>
+                  <pic:spPr>
+                    <a:xfrm>
+                      <a:off x="0" y="0"/>
+                      <a:ext cx="1819845" cy="2622671"/>
+                    </a:xfrm>
+                    <a:prstGeom prst="rect">
+                      <a:avLst/>
+                    </a:prstGeom>
+                  </pic:spPr>
+                </pic:pic>
+              </a:graphicData>
+            </a:graphic>
+          </wp:inline>
+        </w:drawing>
+      </w:r>
+      <w:r>
+        <w:rPr>
+          <w:sz w:val="28"/>
+          <w:szCs w:val="28"/>
+          <w:lang w:val="en-US"/>
+        </w:rPr>
+        <w:br/>
+      </w:r>
+    </w:p>
+    <w:p>
+      <w:pPr>
+        <w:pStyle w:val="ListParagraph"/>
+        <w:numPr>
+          <w:ilvl w:val="0"/>
+          <w:numId w:val="2"/>
+        </w:numPr>
+        <w:rPr>
+          <w:sz w:val="28"/>
+          <w:szCs w:val="28"/>
+          <w:lang w:val="en-US"/>
+        </w:rPr>
+      </w:pPr>
+      <w:r>
+        <w:rPr>
+          <w:sz w:val="28"/>
+          <w:szCs w:val="28"/>
+          <w:lang w:val="en-US"/>
+        </w:rPr>
+        <w:t>2. SAP Memory:</w:t>
+      </w:r>
+    </w:p>
+    <w:p>
+      <w:pPr>
+        <w:pStyle w:val="ListParagraph"/>
+        <w:numPr>
+          <w:ilvl w:val="0"/>
+          <w:numId w:val="2"/>
+        </w:numPr>
+        <w:rPr>
+          <w:sz w:val="28"/>
+          <w:szCs w:val="28"/>
+          <w:lang w:val="en-US"/>
+        </w:rPr>
+      </w:pPr>
+      <w:r>
+        <w:rPr>
+          <w:sz w:val="28"/>
+          <w:szCs w:val="28"/>
+          <w:lang w:val="en-US"/>
+        </w:rPr>
+        <w:t>SAP Memory is user-specific memory that can be accessed across different sessions/external sessions of the same user.</w:t>
+      </w:r>
+    </w:p>
+    <w:p>
+      <w:pPr>
+        <w:pStyle w:val="ListParagraph"/>
+        <w:numPr>
+          <w:ilvl w:val="0"/>
+          <w:numId w:val="2"/>
+        </w:numPr>
+        <w:rPr>
+          <w:sz w:val="28"/>
+          <w:szCs w:val="28"/>
+          <w:lang w:val="en-US"/>
+        </w:rPr>
+      </w:pPr>
+      <w:r>
+        <w:rPr>
+          <w:sz w:val="28"/>
+          <w:szCs w:val="28"/>
+          <w:lang w:val="en-US"/>
+        </w:rPr>
+        <w:t>Synt</w:t>
+      </w:r>
+      <w:r>
+        <w:rPr>
+          <w:sz w:val="28"/>
+          <w:szCs w:val="28"/>
+          <w:lang w:val="en-US"/>
+        </w:rPr>
+        <w:t>ax:</w:t>
+      </w:r>
+    </w:p>
+    <w:p>
+      <w:pPr>
+        <w:pStyle w:val="ListParagraph"/>
+        <w:numPr>
+          <w:ilvl w:val="0"/>
+          <w:numId w:val="2"/>
+        </w:numPr>
+        <w:rPr>
+          <w:sz w:val="28"/>
+          <w:szCs w:val="28"/>
+          <w:lang w:val="en-US"/>
+        </w:rPr>
+      </w:pPr>
+      <w:r>
+        <w:rPr>
+          <w:sz w:val="28"/>
+          <w:szCs w:val="28"/>
+          <w:lang w:val="en-US"/>
+        </w:rPr>
+        <w:t xml:space="preserve">SET PARAMETER ID 'MAT' FIELD </w:t>
+      </w:r>
+      <w:proofErr w:type="spellStart"/>
+      <w:r>
+        <w:rPr>
+          <w:sz w:val="28"/>
+          <w:szCs w:val="28"/>
+          <w:lang w:val="en-US"/>
+        </w:rPr>
+        <w:t>lv_</w:t>
+      </w:r>
+      <w:r>
+        <w:rPr>
+          <w:sz w:val="28"/>
+          <w:szCs w:val="28"/>
+          <w:lang w:val="en-US"/>
+        </w:rPr>
+        <w:t>data</w:t>
+      </w:r>
+      <w:proofErr w:type="spellEnd"/>
+      <w:r>
+        <w:rPr>
+          <w:sz w:val="28"/>
+          <w:szCs w:val="28"/>
+          <w:lang w:val="en-US"/>
+        </w:rPr>
+        <w:t>.</w:t>
+      </w:r>
+    </w:p>
+    <w:p>
+      <w:pPr>
+        <w:pStyle w:val="ListParagraph"/>
+        <w:numPr>
+          <w:ilvl w:val="0"/>
+          <w:numId w:val="2"/>
+        </w:numPr>
+        <w:rPr>
+          <w:sz w:val="28"/>
+          <w:szCs w:val="28"/>
+          <w:lang w:val="en-US"/>
+        </w:rPr>
+      </w:pPr>
+      <w:r>
+        <w:rPr>
+          <w:sz w:val="28"/>
+          <w:szCs w:val="28"/>
+          <w:lang w:val="en-US"/>
+        </w:rPr>
+        <w:t>GET PARAMETER ID 'MAT' FIELD lv_</w:t>
+      </w:r>
+      <w:r>
+        <w:rPr>
+          <w:sz w:val="28"/>
+          <w:szCs w:val="28"/>
+          <w:lang w:val="en-US"/>
+        </w:rPr>
+        <w:t>data1</w:t>
+      </w:r>
+      <w:r>
+        <w:rPr>
+          <w:sz w:val="28"/>
+          <w:szCs w:val="28"/>
+          <w:lang w:val="en-US"/>
+        </w:rPr>
+        <w:t>.</w:t>
+      </w:r>
+    </w:p>
+    <w:p>
+      <w:pPr>
+        <w:pStyle w:val="ListParagraph"/>
+        <w:numPr>
+          <w:ilvl w:val="0"/>
+          <w:numId w:val="2"/>
+        </w:numPr>
+        <w:rPr>
+          <w:sz w:val="28"/>
+          <w:szCs w:val="28"/>
+          <w:lang w:val="en-US"/>
+        </w:rPr>
+      </w:pPr>
+      <w:r>
+        <w:rPr>
+          <w:noProof/>
+        </w:rPr>
+        <w:lastRenderedPageBreak/>
+        <w:drawing>
+          <wp:inline distT="0" distB="0" distL="0" distR="0" wp14:anchorId="6CAA7DC9" wp14:editId="27C8065B">
+            <wp:extent cx="4107180" cy="2327403"/>
+            <wp:effectExtent l="0" t="0" r="7620" b="0"/>
+            <wp:docPr id="419185419" name="Picture 1"/>
+            <wp:cNvGraphicFramePr>
+              <a:graphicFrameLocks xmlns:a="http://schemas.openxmlformats.org/drawingml/2006/main" noChangeAspect="1"/>
+            </wp:cNvGraphicFramePr>
+            <a:graphic xmlns:a="http://schemas.openxmlformats.org/drawingml/2006/main">
+              <a:graphicData uri="http://schemas.openxmlformats.org/drawingml/2006/picture">
+                <pic:pic xmlns:pic="http://schemas.openxmlformats.org/drawingml/2006/picture">
+                  <pic:nvPicPr>
+                    <pic:cNvPr id="419185419" name=""/>
+                    <pic:cNvPicPr/>
+                  </pic:nvPicPr>
+                  <pic:blipFill>
+                    <a:blip r:embed="rId9"/>
+                    <a:stretch>
+                      <a:fillRect/>
+                    </a:stretch>
+                  </pic:blipFill>
+                  <pic:spPr>
+                    <a:xfrm>
+                      <a:off x="0" y="0"/>
+                      <a:ext cx="4119804" cy="2334556"/>
+                    </a:xfrm>
+                    <a:prstGeom prst="rect">
+                      <a:avLst/>
+                    </a:prstGeom>
+                  </pic:spPr>
+                </pic:pic>
+              </a:graphicData>
+            </a:graphic>
+          </wp:inline>
+        </w:drawing>
+      </w:r>
+    </w:p>
+    <w:p>
+      <w:pPr>
+        <w:pStyle w:val="ListParagraph"/>
+        <w:numPr>
+          <w:ilvl w:val="0"/>
+          <w:numId w:val="2"/>
+        </w:numPr>
+        <w:rPr>
+          <w:sz w:val="28"/>
+          <w:szCs w:val="28"/>
+          <w:lang w:val="en-US"/>
+        </w:rPr>
+      </w:pPr>
+      <w:r>
+        <w:rPr>
+          <w:noProof/>
+        </w:rPr>
+        <w:drawing>
+          <wp:inline distT="0" distB="0" distL="0" distR="0" wp14:anchorId="366DB6B6" wp14:editId="20B7DE42">
+            <wp:extent cx="4114800" cy="2135355"/>
+            <wp:effectExtent l="0" t="0" r="0" b="0"/>
+            <wp:docPr id="727167660" name="Picture 1"/>
+            <wp:cNvGraphicFramePr>
+              <a:graphicFrameLocks xmlns:a="http://schemas.openxmlformats.org/drawingml/2006/main" noChangeAspect="1"/>
+            </wp:cNvGraphicFramePr>
+            <a:graphic xmlns:a="http://schemas.openxmlformats.org/drawingml/2006/main">
+              <a:graphicData uri="http://schemas.openxmlformats.org/drawingml/2006/picture">
+                <pic:pic xmlns:pic="http://schemas.openxmlformats.org/drawingml/2006/picture">
+                  <pic:nvPicPr>
+                    <pic:cNvPr id="727167660" name=""/>
+                    <pic:cNvPicPr/>
+                  </pic:nvPicPr>
+                  <pic:blipFill>
+                    <a:blip r:embed="rId10"/>
+                    <a:stretch>
+                      <a:fillRect/>
+                    </a:stretch>
+                  </pic:blipFill>
+                  <pic:spPr>
+                    <a:xfrm>
+                      <a:off x="0" y="0"/>
+                      <a:ext cx="4127987" cy="2142199"/>
+                    </a:xfrm>
+                    <a:prstGeom prst="rect">
+                      <a:avLst/>
+                    </a:prstGeom>
+                  </pic:spPr>
+                </pic:pic>
+              </a:graphicData>
+            </a:graphic>
+          </wp:inline>
+        </w:drawing>
+      </w:r>
+    </w:p>
+    <w:p>
+      <w:pPr>
+        <w:pStyle w:val="ListParagraph"/>
+        <w:numPr>
+          <w:ilvl w:val="0"/>
+          <w:numId w:val="2"/>
+        </w:numPr>
+        <w:rPr>
+          <w:sz w:val="28"/>
+          <w:szCs w:val="28"/>
+          <w:lang w:val="en-US"/>
+        </w:rPr>
+      </w:pPr>
+      <w:r>
+        <w:rPr>
+          <w:sz w:val="28"/>
+          <w:szCs w:val="28"/>
+          <w:lang w:val="en-US"/>
+        </w:rPr>
+        <w:t>Output:</w:t>
+      </w:r>
+    </w:p>
+    <w:p>
+      <w:pPr>
+        <w:pStyle w:val="ListParagraph"/>
+        <w:numPr>
+          <w:ilvl w:val="0"/>
+          <w:numId w:val="2"/>
+        </w:numPr>
+        <w:rPr>
+          <w:sz w:val="28"/>
+          <w:szCs w:val="28"/>
+          <w:lang w:val="en-US"/>
+        </w:rPr>
+      </w:pPr>
+      <w:r>
+        <w:rPr>
+          <w:noProof/>
+        </w:rPr>
+        <w:drawing>
+          <wp:inline distT="0" distB="0" distL="0" distR="0" wp14:anchorId="79100F9A" wp14:editId="1300A9B3">
+            <wp:extent cx="4823460" cy="1021146"/>
+            <wp:effectExtent l="0" t="0" r="0" b="7620"/>
+            <wp:docPr id="433073610" name="Picture 1"/>
+            <wp:cNvGraphicFramePr>
+              <a:graphicFrameLocks xmlns:a="http://schemas.openxmlformats.org/drawingml/2006/main" noChangeAspect="1"/>
+            </wp:cNvGraphicFramePr>
+            <a:graphic xmlns:a="http://schemas.openxmlformats.org/drawingml/2006/main">
+              <a:graphicData uri="http://schemas.openxmlformats.org/drawingml/2006/picture">
+                <pic:pic xmlns:pic="http://schemas.openxmlformats.org/drawingml/2006/picture">
+                  <pic:nvPicPr>
+                    <pic:cNvPr id="433073610" name=""/>
+                    <pic:cNvPicPr/>
+                  </pic:nvPicPr>
+                  <pic:blipFill>
+                    <a:blip r:embed="rId11"/>
+                    <a:stretch>
+                      <a:fillRect/>
+                    </a:stretch>
+                  </pic:blipFill>
+                  <pic:spPr>
+                    <a:xfrm>
+                      <a:off x="0" y="0"/>
+                      <a:ext cx="4845846" cy="1025885"/>
+                    </a:xfrm>
+                    <a:prstGeom prst="rect">
+                      <a:avLst/>
+                    </a:prstGeom>
+                  </pic:spPr>
+                </pic:pic>
+              </a:graphicData>
+            </a:graphic>
+          </wp:inline>
+        </w:drawing>
+      </w:r>
+      <w:r>
+        <w:rPr>
+          <w:sz w:val="28"/>
+          <w:szCs w:val="28"/>
+          <w:lang w:val="en-US"/>
+        </w:rPr>
+        <w:br/>
+      </w:r>
+    </w:p>
+    <w:p>
+      <w:pPr>
+        <w:pStyle w:val="ListParagraph"/>
+        <w:numPr>
+          <w:ilvl w:val="0"/>
+          <w:numId w:val="4"/>
+        </w:numPr>
+        <w:rPr>
+          <w:sz w:val="28"/>
+          <w:szCs w:val="28"/>
+          <w:lang w:val="en-US"/>
+        </w:rPr>
+      </w:pPr>
+      <w:r>
+        <w:rPr>
+          <w:sz w:val="28"/>
+          <w:szCs w:val="28"/>
+          <w:lang w:val="en-US"/>
+        </w:rPr>
+        <w:t>Difference between them.</w:t>
+      </w:r>
+    </w:p>
+    <w:tbl>
+      <w:tblPr>
+        <w:tblStyle w:val="TableGrid"/>
+        <w:tblW w:w="0" w:type="auto"/>
+        <w:tblLook w:val="04A0" w:firstRow="1" w:lastRow="0" w:firstColumn="1" w:lastColumn="0" w:noHBand="0" w:noVBand="1"/>
+      </w:tblPr>
+      <w:tblGrid>
+        <w:gridCol w:w="4390"/>
+        <w:gridCol w:w="4626"/>
+      </w:tblGrid>
+      <w:tr>
+        <w:tc>
+          <w:tcPr>
+            <w:tcW w:w="4390" w:type="dxa"/>
+            <w:hideMark/>
+          </w:tcPr>
+          <w:p>
+            <w:pPr>
+              <w:pStyle w:val="ListParagraph"/>
+              <w:spacing w:after="160" w:line="278" w:lineRule="auto"/>
+              <w:ind w:left="360"/>
+              <w:rPr>
+                <w:b/>
+                <w:bCs/>
+                <w:sz w:val="28"/>
+                <w:szCs w:val="28"/>
+              </w:rPr>
+            </w:pPr>
+            <w:r>
+              <w:rPr>
+                <w:b/>
+                <w:bCs/>
+                <w:sz w:val="28"/>
+                <w:szCs w:val="28"/>
+              </w:rPr>
+              <w:t>ABAP Memory</w:t>
+            </w:r>
+          </w:p>
+        </w:tc>
+        <w:tc>
+          <w:tcPr>
+            <w:tcW w:w="4626" w:type="dxa"/>
+            <w:hideMark/>
+          </w:tcPr>
+          <w:p>
+            <w:pPr>
+              <w:pStyle w:val="ListParagraph"/>
+              <w:spacing w:after="160" w:line="278" w:lineRule="auto"/>
+              <w:ind w:left="360"/>
+              <w:rPr>
+                <w:b/>
+                <w:bCs/>
+                <w:sz w:val="28"/>
+                <w:szCs w:val="28"/>
+              </w:rPr>
+            </w:pPr>
+            <w:r>
+              <w:rPr>
+                <w:b/>
+                <w:bCs/>
+                <w:sz w:val="28"/>
+                <w:szCs w:val="28"/>
+              </w:rPr>
+              <w:t>SAP Memory</w:t>
+            </w:r>
+          </w:p>
+        </w:tc>
+      </w:tr>
+      <w:tr>
+        <w:tc>
+          <w:tcPr>
+            <w:tcW w:w="4390" w:type="dxa"/>
+            <w:hideMark/>
+          </w:tcPr>
+          <w:p>
+            <w:pPr>
+              <w:pStyle w:val="ListParagraph"/>
+              <w:numPr>
+                <w:ilvl w:val="0"/>
+                <w:numId w:val="2"/>
+              </w:numPr>
+              <w:spacing w:after="160" w:line="278" w:lineRule="auto"/>
+              <w:rPr>
+                <w:sz w:val="28"/>
+                <w:szCs w:val="28"/>
+              </w:rPr>
+            </w:pPr>
+            <w:r>
+              <w:rPr>
+                <w:sz w:val="28"/>
+                <w:szCs w:val="28"/>
+              </w:rPr>
+              <w:t xml:space="preserve">Used to pass data between programs in the </w:t>
+            </w:r>
+            <w:r>
+              <w:rPr>
+                <w:b/>
+                <w:bCs/>
+                <w:sz w:val="28"/>
+                <w:szCs w:val="28"/>
+              </w:rPr>
+              <w:t>same internal session</w:t>
+            </w:r>
+          </w:p>
+        </w:tc>
+        <w:tc>
+          <w:tcPr>
+            <w:tcW w:w="4626" w:type="dxa"/>
+            <w:hideMark/>
+          </w:tcPr>
+          <w:p>
+            <w:pPr>
+              <w:pStyle w:val="ListParagraph"/>
+              <w:numPr>
+                <w:ilvl w:val="0"/>
+                <w:numId w:val="2"/>
+              </w:numPr>
+              <w:spacing w:after="160" w:line="278" w:lineRule="auto"/>
+              <w:rPr>
+                <w:sz w:val="28"/>
+                <w:szCs w:val="28"/>
+              </w:rPr>
+            </w:pPr>
+            <w:r>
+              <w:rPr>
+                <w:sz w:val="28"/>
+                <w:szCs w:val="28"/>
+              </w:rPr>
+              <w:t xml:space="preserve">Used to pass data between </w:t>
+            </w:r>
+            <w:r>
+              <w:rPr>
+                <w:b/>
+                <w:bCs/>
+                <w:sz w:val="28"/>
+                <w:szCs w:val="28"/>
+              </w:rPr>
+              <w:t>different sessions</w:t>
+            </w:r>
+            <w:r>
+              <w:rPr>
+                <w:sz w:val="28"/>
+                <w:szCs w:val="28"/>
+              </w:rPr>
+              <w:t xml:space="preserve"> of the same user</w:t>
+            </w:r>
+          </w:p>
+        </w:tc>
+      </w:tr>
+      <w:tr>
+        <w:tc>
+          <w:tcPr>
+            <w:tcW w:w="4390" w:type="dxa"/>
+            <w:hideMark/>
+          </w:tcPr>
+          <w:p>
+            <w:pPr>
+              <w:pStyle w:val="ListParagraph"/>
+              <w:numPr>
+                <w:ilvl w:val="0"/>
+                <w:numId w:val="2"/>
+              </w:numPr>
+              <w:spacing w:after="160" w:line="278" w:lineRule="auto"/>
+              <w:rPr>
+                <w:sz w:val="28"/>
+                <w:szCs w:val="28"/>
+              </w:rPr>
+            </w:pPr>
+            <w:r>
+              <w:rPr>
+                <w:sz w:val="28"/>
+                <w:szCs w:val="28"/>
+              </w:rPr>
+              <w:t>Uses EXPORT and IMPORT</w:t>
+            </w:r>
+          </w:p>
+        </w:tc>
+        <w:tc>
+          <w:tcPr>
+            <w:tcW w:w="4626" w:type="dxa"/>
+            <w:hideMark/>
+          </w:tcPr>
+          <w:p>
+            <w:pPr>
+              <w:pStyle w:val="ListParagraph"/>
+              <w:numPr>
+                <w:ilvl w:val="0"/>
+                <w:numId w:val="2"/>
+              </w:numPr>
+              <w:spacing w:after="160" w:line="278" w:lineRule="auto"/>
+              <w:rPr>
+                <w:sz w:val="28"/>
+                <w:szCs w:val="28"/>
+              </w:rPr>
+            </w:pPr>
+            <w:r>
+              <w:rPr>
+                <w:sz w:val="28"/>
+                <w:szCs w:val="28"/>
+              </w:rPr>
+              <w:t>Uses SET PARAMETER ID and GET PARAMETER ID</w:t>
+            </w:r>
+          </w:p>
+        </w:tc>
+      </w:tr>
+      <w:tr>
+        <w:tc>
+          <w:tcPr>
+            <w:tcW w:w="4390" w:type="dxa"/>
+            <w:hideMark/>
+          </w:tcPr>
+          <w:p>
+            <w:pPr>
+              <w:pStyle w:val="ListParagraph"/>
+              <w:numPr>
+                <w:ilvl w:val="0"/>
+                <w:numId w:val="2"/>
+              </w:numPr>
+              <w:spacing w:after="160" w:line="278" w:lineRule="auto"/>
+              <w:rPr>
+                <w:sz w:val="28"/>
+                <w:szCs w:val="28"/>
+              </w:rPr>
+            </w:pPr>
+            <w:r>
+              <w:rPr>
+                <w:sz w:val="28"/>
+                <w:szCs w:val="28"/>
+              </w:rPr>
+              <w:t xml:space="preserve">Uses a </w:t>
+            </w:r>
+            <w:r>
+              <w:rPr>
+                <w:b/>
+                <w:bCs/>
+                <w:sz w:val="28"/>
+                <w:szCs w:val="28"/>
+              </w:rPr>
+              <w:t>Memory ID</w:t>
+            </w:r>
+          </w:p>
+        </w:tc>
+        <w:tc>
+          <w:tcPr>
+            <w:tcW w:w="4626" w:type="dxa"/>
+            <w:hideMark/>
+          </w:tcPr>
+          <w:p>
+            <w:pPr>
+              <w:pStyle w:val="ListParagraph"/>
+              <w:numPr>
+                <w:ilvl w:val="0"/>
+                <w:numId w:val="2"/>
+              </w:numPr>
+              <w:spacing w:after="160" w:line="278" w:lineRule="auto"/>
+              <w:rPr>
+                <w:sz w:val="28"/>
+                <w:szCs w:val="28"/>
+              </w:rPr>
+            </w:pPr>
+            <w:r>
+              <w:rPr>
+                <w:sz w:val="28"/>
+                <w:szCs w:val="28"/>
+              </w:rPr>
+              <w:t xml:space="preserve">Uses a </w:t>
+            </w:r>
+            <w:r>
+              <w:rPr>
+                <w:b/>
+                <w:bCs/>
+                <w:sz w:val="28"/>
+                <w:szCs w:val="28"/>
+              </w:rPr>
+              <w:t>Parameter ID</w:t>
+            </w:r>
+          </w:p>
+        </w:tc>
+      </w:tr>
+      <w:tr>
+        <w:tc>
+          <w:tcPr>
+            <w:tcW w:w="4390" w:type="dxa"/>
+            <w:hideMark/>
+          </w:tcPr>
+          <w:p>
+            <w:pPr>
+              <w:pStyle w:val="ListParagraph"/>
+              <w:numPr>
+                <w:ilvl w:val="0"/>
+                <w:numId w:val="2"/>
+              </w:numPr>
+              <w:spacing w:after="160" w:line="278" w:lineRule="auto"/>
+              <w:rPr>
+                <w:sz w:val="28"/>
+                <w:szCs w:val="28"/>
+              </w:rPr>
+            </w:pPr>
+            <w:r>
+              <w:rPr>
+                <w:sz w:val="28"/>
+                <w:szCs w:val="28"/>
+              </w:rPr>
+              <w:lastRenderedPageBreak/>
+              <w:t>Example: EXPORT ... TO MEMORY ID</w:t>
+            </w:r>
+          </w:p>
+        </w:tc>
+        <w:tc>
+          <w:tcPr>
+            <w:tcW w:w="4626" w:type="dxa"/>
+            <w:hideMark/>
+          </w:tcPr>
+          <w:p>
+            <w:pPr>
+              <w:pStyle w:val="ListParagraph"/>
+              <w:numPr>
+                <w:ilvl w:val="0"/>
+                <w:numId w:val="2"/>
+              </w:numPr>
+              <w:spacing w:after="160" w:line="278" w:lineRule="auto"/>
+              <w:rPr>
+                <w:sz w:val="28"/>
+                <w:szCs w:val="28"/>
+              </w:rPr>
+            </w:pPr>
+            <w:r>
+              <w:rPr>
+                <w:sz w:val="28"/>
+                <w:szCs w:val="28"/>
+              </w:rPr>
+              <w:t>Example: SET PARAMETER ID 'MAT'</w:t>
+            </w:r>
+          </w:p>
+        </w:tc>
+      </w:tr>
+      <w:tr>
+        <w:tc>
+          <w:tcPr>
+            <w:tcW w:w="4390" w:type="dxa"/>
+            <w:hideMark/>
+          </w:tcPr>
+          <w:p>
+            <w:pPr>
+              <w:pStyle w:val="ListParagraph"/>
+              <w:numPr>
+                <w:ilvl w:val="0"/>
+                <w:numId w:val="2"/>
+              </w:numPr>
+              <w:spacing w:after="160" w:line="278" w:lineRule="auto"/>
+              <w:rPr>
+                <w:sz w:val="28"/>
+                <w:szCs w:val="28"/>
+              </w:rPr>
+            </w:pPr>
+            <w:r>
+              <w:rPr>
+                <w:sz w:val="28"/>
+                <w:szCs w:val="28"/>
+              </w:rPr>
+              <w:t>Data is available only during the relevant internal session</w:t>
+            </w:r>
+          </w:p>
+        </w:tc>
+        <w:tc>
+          <w:tcPr>
+            <w:tcW w:w="4626" w:type="dxa"/>
+            <w:hideMark/>
+          </w:tcPr>
+          <w:p>
+            <w:pPr>
+              <w:pStyle w:val="ListParagraph"/>
+              <w:numPr>
+                <w:ilvl w:val="0"/>
+                <w:numId w:val="2"/>
+              </w:numPr>
+              <w:spacing w:after="160" w:line="278" w:lineRule="auto"/>
+              <w:rPr>
+                <w:sz w:val="28"/>
+                <w:szCs w:val="28"/>
+              </w:rPr>
+            </w:pPr>
+            <w:r>
+              <w:rPr>
+                <w:sz w:val="28"/>
+                <w:szCs w:val="28"/>
+              </w:rPr>
+              <w:t>Data can be accessed across external sessions</w:t>
+            </w:r>
+          </w:p>
+        </w:tc>
+      </w:tr>
+      <w:tr>
+        <w:tc>
+          <w:tcPr>
+            <w:tcW w:w="4390" w:type="dxa"/>
+            <w:hideMark/>
+          </w:tcPr>
+          <w:p>
+            <w:pPr>
+              <w:pStyle w:val="ListParagraph"/>
+              <w:numPr>
+                <w:ilvl w:val="0"/>
+                <w:numId w:val="2"/>
+              </w:numPr>
+              <w:spacing w:after="160" w:line="278" w:lineRule="auto"/>
+              <w:rPr>
+                <w:sz w:val="28"/>
+                <w:szCs w:val="28"/>
+              </w:rPr>
+            </w:pPr>
+            <w:r>
+              <w:rPr>
+                <w:sz w:val="28"/>
+                <w:szCs w:val="28"/>
+              </w:rPr>
+              <w:t xml:space="preserve">Mainly used for </w:t>
+            </w:r>
+            <w:r>
+              <w:rPr>
+                <w:b/>
+                <w:bCs/>
+                <w:sz w:val="28"/>
+                <w:szCs w:val="28"/>
+              </w:rPr>
+              <w:t>program-to-program data transfer</w:t>
+            </w:r>
+          </w:p>
+        </w:tc>
+        <w:tc>
+          <w:tcPr>
+            <w:tcW w:w="4626" w:type="dxa"/>
+            <w:hideMark/>
+          </w:tcPr>
+          <w:p>
+            <w:pPr>
+              <w:pStyle w:val="ListParagraph"/>
+              <w:numPr>
+                <w:ilvl w:val="0"/>
+                <w:numId w:val="2"/>
+              </w:numPr>
+              <w:spacing w:after="160" w:line="278" w:lineRule="auto"/>
+              <w:rPr>
+                <w:sz w:val="28"/>
+                <w:szCs w:val="28"/>
+              </w:rPr>
+            </w:pPr>
+            <w:r>
+              <w:rPr>
+                <w:sz w:val="28"/>
+                <w:szCs w:val="28"/>
+              </w:rPr>
+              <w:t xml:space="preserve">Mainly used for </w:t>
+            </w:r>
+            <w:r>
+              <w:rPr>
+                <w:b/>
+                <w:bCs/>
+                <w:sz w:val="28"/>
+                <w:szCs w:val="28"/>
+              </w:rPr>
+              <w:t>transaction-to-transaction parameter transfer</w:t>
+            </w:r>
+          </w:p>
+        </w:tc>
+      </w:tr>
+    </w:tbl>
+    <w:p>
+      <w:pPr>
+        <w:pStyle w:val="ListParagraph"/>
+        <w:numPr>
+          <w:ilvl w:val="0"/>
+          <w:numId w:val="2"/>
+        </w:numPr>
+        <w:rPr>
+          <w:sz w:val="28"/>
+          <w:szCs w:val="28"/>
+          <w:lang w:val="en-US"/>
+        </w:rPr>
+      </w:pPr>
+    </w:p>
     <w:sectPr>
       <w:pgSz w:w="11906" w:h="16838"/>
       <w:pgMar w:top="1440" w:right="1440" w:bottom="1440" w:left="1440" w:header="708" w:footer="708" w:gutter="0"/>
@@ -724,7 +2122,7 @@
 </file>
 
 <file path=word/numbering.xml><?xml version="1.0" encoding="utf-8"?>
-<w:numbering xmlns:wpc="http://schemas.microsoft.com/office/word/2010/wordprocessingCanvas" xmlns:cx="http://schemas.microsoft.com/office/drawing/2014/chartex" xmlns:cx1="http://schemas.microsoft.com/office/drawing/2015/9/8/chartex" xmlns:cx2="http://schemas.microsoft.com/office/drawing/2015/10/21/chartex" xmlns:cx3="http://schemas.microsoft.com/office/drawing/2016/5/9/chartex" xmlns:cx4="http://schemas.microsoft.com/office/drawing/2016/5/10/chartex" xmlns:cx5="http://schemas.microsoft.com/office/drawing/2016/5/11/chartex" xmlns:cx6="http://schemas.microsoft.com/office/drawing/2016/5/12/chartex" xmlns:cx7="http://schemas.microsoft.com/office/drawing/2016/5/13/chartex" xmlns:cx8="http://schemas.microsoft.com/office/drawing/2016/5/14/chartex" xmlns:mc="http://schemas.openxmlformats.org/markup-compatibility/2006" xmlns:aink="http://schemas.microsoft.com/office/drawing/2016/ink" xmlns:am3d="http://schemas.microsoft.com/office/drawing/2017/model3d" xmlns:o="urn:schemas-microsoft-com:office:office" xmlns:oel="http://schemas.microsoft.com/office/2019/extlst" xmlns:r="http://schemas.openxmlformats.org/officeDocument/2006/relationships" xmlns:m="http://schemas.openxmlformats.org/officeDocument/2006/math" xmlns:v="urn:schemas-microsoft-com:vml" xmlns:wp14="http://schemas.microsoft.com/office/word/2010/wordprocessingDrawing" xmlns:wp="http://schemas.openxmlformats.org/drawingml/2006/wordprocessingDrawing" xmlns:w10="urn:schemas-microsoft-com:office:word" xmlns:w="http://schemas.openxmlformats.org/wordprocessingml/2006/main" xmlns:w14="http://schemas.microsoft.com/office/word/2010/wordml" xmlns:w15="http://schemas.microsoft.com/office/word/2012/wordml" xmlns:w16cex="http://schemas.microsoft.com/office/word/2018/wordml/cex" xmlns:w16cid="http://schemas.microsoft.com/office/word/2016/wordml/cid" xmlns:w16="http://schemas.microsoft.com/office/word/2018/wordml" xmlns:w16du="http://schemas.microsoft.com/office/word/2023/wordml/word16du" xmlns:w16sdtdh="http://schemas.microsoft.com/office/word/2020/wordml/sdtdatahash" xmlns:w16sdtfl="http://schemas.microsoft.com/office/word/2024/wordml/sdtformatlock" xmlns:w16se="http://schemas.microsoft.com/office/word/2015/wordml/symex" xmlns:wpg="http://schemas.microsoft.com/office/word/2010/wordprocessingGroup" xmlns:wpi="http://schemas.microsoft.com/office/word/2010/wordprocessingInk" xmlns:wne="http://schemas.microsoft.com/office/word/2006/wordml" xmlns:wps="http://schemas.microsoft.com/office/word/2010/wordprocessingShape" mc:Ignorable="w14 w15 w16se w16cid w16 w16cex w16sdtdh w16sdtfl w16du wp14">
+<w:numbering xmlns:wpc="http://schemas.microsoft.com/office/word/2010/wordprocessingCanvas" xmlns:cx="http://schemas.microsoft.com/office/drawing/2014/chartex" xmlns:cx1="http://schemas.microsoft.com/office/drawing/2015/9/8/chartex" xmlns:cx2="http://schemas.microsoft.com/office/drawing/2015/10/21/chartex" xmlns:cx3="http://schemas.microsoft.com/office/drawing/2016/5/9/chartex" xmlns:cx4="http://schemas.microsoft.com/office/drawing/2016/5/10/chartex" xmlns:cx5="http://schemas.microsoft.com/office/drawing/2016/5/11/chartex" xmlns:cx6="http://schemas.microsoft.com/office/drawing/2016/5/12/chartex" xmlns:cx7="http://schemas.microsoft.com/office/drawing/2016/5/13/chartex" xmlns:cx8="http://schemas.microsoft.com/office/drawing/2016/5/14/chartex" xmlns:mc="http://schemas.openxmlformats.org/markup-compatibility/2006" xmlns:aink="http://schemas.microsoft.com/office/drawing/2016/ink" xmlns:am3d="http://schemas.microsoft.com/office/drawing/2017/model3d" xmlns:o="urn:schemas-microsoft-com:office:office" xmlns:oel="http://schemas.microsoft.com/office/2019/extlst" xmlns:r="http://schemas.openxmlformats.org/officeDocument/2006/relationships" xmlns:m="http://schemas.openxmlformats.org/officeDocument/2006/math" xmlns:v="urn:schemas-microsoft-com:vml" xmlns:wp14="http://schemas.microsoft.com/office/word/2010/wordprocessingDrawing" xmlns:wp="http://schemas.openxmlformats.org/drawingml/2006/wordprocessingDrawing" xmlns:w10="urn:schemas-microsoft-com:office:word" xmlns:w="http://schemas.openxmlformats.org/wordprocessingml/2006/main" xmlns:w14="http://schemas.microsoft.com/office/word/2010/wordml" xmlns:w15="http://schemas.microsoft.com/office/word/2012/wordml" xmlns:w16cei="http://schemas.microsoft.com/office/word/2026/wordml/cei" xmlns:w16cex="http://schemas.microsoft.com/office/word/2018/wordml/cex" xmlns:w16cid="http://schemas.microsoft.com/office/word/2016/wordml/cid" xmlns:w16="http://schemas.microsoft.com/office/word/2018/wordml" xmlns:w16du="http://schemas.microsoft.com/office/word/2023/wordml/word16du" xmlns:w16sdtdh="http://schemas.microsoft.com/office/word/2020/wordml/sdtdatahash" xmlns:w16sdtfl="http://schemas.microsoft.com/office/word/2024/wordml/sdtformatlock" xmlns:w16se="http://schemas.microsoft.com/office/word/2015/wordml/symex" xmlns:wpg="http://schemas.microsoft.com/office/word/2010/wordprocessingGroup" xmlns:wpi="http://schemas.microsoft.com/office/word/2010/wordprocessingInk" xmlns:wne="http://schemas.microsoft.com/office/word/2006/wordml" xmlns:wps="http://schemas.microsoft.com/office/word/2010/wordprocessingShape" mc:Ignorable="w14 w15 w16se w16cid w16 w16cex w16sdtdh w16sdtfl w16du wp14">
   <w:abstractNum w:abstractNumId="0" w15:restartNumberingAfterBreak="0">
     <w:nsid w:val="2408794F"/>
     <w:multiLevelType w:val="hybridMultilevel"/>
@@ -1040,6 +2438,208 @@
       <w:pPr>
         <w:ind w:left="6120" w:hanging="180"/>
       </w:pPr>
+    </w:lvl>
+  </w:abstractNum>
+  <w:abstractNum w:abstractNumId="3" w15:restartNumberingAfterBreak="0">
+    <w:nsid w:val="485B7F77"/>
+    <w:multiLevelType w:val="hybridMultilevel"/>
+    <w:tmpl w:val="E878DA06"/>
+    <w:lvl w:ilvl="0" w:tplc="4009000F">
+      <w:start w:val="1"/>
+      <w:numFmt w:val="decimal"/>
+      <w:lvlText w:val="%1."/>
+      <w:lvlJc w:val="left"/>
+      <w:pPr>
+        <w:ind w:left="360" w:hanging="360"/>
+      </w:pPr>
+      <w:rPr>
+        <w:rFonts w:hint="default"/>
+      </w:rPr>
+    </w:lvl>
+    <w:lvl w:ilvl="1" w:tplc="40090019" w:tentative="1">
+      <w:start w:val="1"/>
+      <w:numFmt w:val="lowerLetter"/>
+      <w:lvlText w:val="%2."/>
+      <w:lvlJc w:val="left"/>
+      <w:pPr>
+        <w:ind w:left="1080" w:hanging="360"/>
+      </w:pPr>
+    </w:lvl>
+    <w:lvl w:ilvl="2" w:tplc="4009001B" w:tentative="1">
+      <w:start w:val="1"/>
+      <w:numFmt w:val="lowerRoman"/>
+      <w:lvlText w:val="%3."/>
+      <w:lvlJc w:val="right"/>
+      <w:pPr>
+        <w:ind w:left="1800" w:hanging="180"/>
+      </w:pPr>
+    </w:lvl>
+    <w:lvl w:ilvl="3" w:tplc="4009000F" w:tentative="1">
+      <w:start w:val="1"/>
+      <w:numFmt w:val="decimal"/>
+      <w:lvlText w:val="%4."/>
+      <w:lvlJc w:val="left"/>
+      <w:pPr>
+        <w:ind w:left="2520" w:hanging="360"/>
+      </w:pPr>
+    </w:lvl>
+    <w:lvl w:ilvl="4" w:tplc="40090019" w:tentative="1">
+      <w:start w:val="1"/>
+      <w:numFmt w:val="lowerLetter"/>
+      <w:lvlText w:val="%5."/>
+      <w:lvlJc w:val="left"/>
+      <w:pPr>
+        <w:ind w:left="3240" w:hanging="360"/>
+      </w:pPr>
+    </w:lvl>
+    <w:lvl w:ilvl="5" w:tplc="4009001B" w:tentative="1">
+      <w:start w:val="1"/>
+      <w:numFmt w:val="lowerRoman"/>
+      <w:lvlText w:val="%6."/>
+      <w:lvlJc w:val="right"/>
+      <w:pPr>
+        <w:ind w:left="3960" w:hanging="180"/>
+      </w:pPr>
+    </w:lvl>
+    <w:lvl w:ilvl="6" w:tplc="4009000F" w:tentative="1">
+      <w:start w:val="1"/>
+      <w:numFmt w:val="decimal"/>
+      <w:lvlText w:val="%7."/>
+      <w:lvlJc w:val="left"/>
+      <w:pPr>
+        <w:ind w:left="4680" w:hanging="360"/>
+      </w:pPr>
+    </w:lvl>
+    <w:lvl w:ilvl="7" w:tplc="40090019" w:tentative="1">
+      <w:start w:val="1"/>
+      <w:numFmt w:val="lowerLetter"/>
+      <w:lvlText w:val="%8."/>
+      <w:lvlJc w:val="left"/>
+      <w:pPr>
+        <w:ind w:left="5400" w:hanging="360"/>
+      </w:pPr>
+    </w:lvl>
+    <w:lvl w:ilvl="8" w:tplc="4009001B" w:tentative="1">
+      <w:start w:val="1"/>
+      <w:numFmt w:val="lowerRoman"/>
+      <w:lvlText w:val="%9."/>
+      <w:lvlJc w:val="right"/>
+      <w:pPr>
+        <w:ind w:left="6120" w:hanging="180"/>
+      </w:pPr>
+    </w:lvl>
+  </w:abstractNum>
+  <w:abstractNum w:abstractNumId="4" w15:restartNumberingAfterBreak="0">
+    <w:nsid w:val="5E2620BE"/>
+    <w:multiLevelType w:val="hybridMultilevel"/>
+    <w:tmpl w:val="CF9AEFB8"/>
+    <w:lvl w:ilvl="0" w:tplc="40090001">
+      <w:start w:val="1"/>
+      <w:numFmt w:val="bullet"/>
+      <w:lvlText w:val=""/>
+      <w:lvlJc w:val="left"/>
+      <w:pPr>
+        <w:ind w:left="360" w:hanging="360"/>
+      </w:pPr>
+      <w:rPr>
+        <w:rFonts w:ascii="Symbol" w:hAnsi="Symbol" w:hint="default"/>
+      </w:rPr>
+    </w:lvl>
+    <w:lvl w:ilvl="1" w:tplc="FFFFFFFF" w:tentative="1">
+      <w:start w:val="1"/>
+      <w:numFmt w:val="bullet"/>
+      <w:lvlText w:val="o"/>
+      <w:lvlJc w:val="left"/>
+      <w:pPr>
+        <w:ind w:left="1080" w:hanging="360"/>
+      </w:pPr>
+      <w:rPr>
+        <w:rFonts w:ascii="Courier New" w:hAnsi="Courier New" w:cs="Courier New" w:hint="default"/>
+      </w:rPr>
+    </w:lvl>
+    <w:lvl w:ilvl="2" w:tplc="FFFFFFFF" w:tentative="1">
+      <w:start w:val="1"/>
+      <w:numFmt w:val="bullet"/>
+      <w:lvlText w:val=""/>
+      <w:lvlJc w:val="left"/>
+      <w:pPr>
+        <w:ind w:left="1800" w:hanging="360"/>
+      </w:pPr>
+      <w:rPr>
+        <w:rFonts w:ascii="Wingdings" w:hAnsi="Wingdings" w:hint="default"/>
+      </w:rPr>
+    </w:lvl>
+    <w:lvl w:ilvl="3" w:tplc="FFFFFFFF" w:tentative="1">
+      <w:start w:val="1"/>
+      <w:numFmt w:val="bullet"/>
+      <w:lvlText w:val=""/>
+      <w:lvlJc w:val="left"/>
+      <w:pPr>
+        <w:ind w:left="2520" w:hanging="360"/>
+      </w:pPr>
+      <w:rPr>
+        <w:rFonts w:ascii="Symbol" w:hAnsi="Symbol" w:hint="default"/>
+      </w:rPr>
+    </w:lvl>
+    <w:lvl w:ilvl="4" w:tplc="FFFFFFFF" w:tentative="1">
+      <w:start w:val="1"/>
+      <w:numFmt w:val="bullet"/>
+      <w:lvlText w:val="o"/>
+      <w:lvlJc w:val="left"/>
+      <w:pPr>
+        <w:ind w:left="3240" w:hanging="360"/>
+      </w:pPr>
+      <w:rPr>
+        <w:rFonts w:ascii="Courier New" w:hAnsi="Courier New" w:cs="Courier New" w:hint="default"/>
+      </w:rPr>
+    </w:lvl>
+    <w:lvl w:ilvl="5" w:tplc="FFFFFFFF" w:tentative="1">
+      <w:start w:val="1"/>
+      <w:numFmt w:val="bullet"/>
+      <w:lvlText w:val=""/>
+      <w:lvlJc w:val="left"/>
+      <w:pPr>
+        <w:ind w:left="3960" w:hanging="360"/>
+      </w:pPr>
+      <w:rPr>
+        <w:rFonts w:ascii="Wingdings" w:hAnsi="Wingdings" w:hint="default"/>
+      </w:rPr>
+    </w:lvl>
+    <w:lvl w:ilvl="6" w:tplc="FFFFFFFF" w:tentative="1">
+      <w:start w:val="1"/>
+      <w:numFmt w:val="bullet"/>
+      <w:lvlText w:val=""/>
+      <w:lvlJc w:val="left"/>
+      <w:pPr>
+        <w:ind w:left="4680" w:hanging="360"/>
+      </w:pPr>
+      <w:rPr>
+        <w:rFonts w:ascii="Symbol" w:hAnsi="Symbol" w:hint="default"/>
+      </w:rPr>
+    </w:lvl>
+    <w:lvl w:ilvl="7" w:tplc="FFFFFFFF" w:tentative="1">
+      <w:start w:val="1"/>
+      <w:numFmt w:val="bullet"/>
+      <w:lvlText w:val="o"/>
+      <w:lvlJc w:val="left"/>
+      <w:pPr>
+        <w:ind w:left="5400" w:hanging="360"/>
+      </w:pPr>
+      <w:rPr>
+        <w:rFonts w:ascii="Courier New" w:hAnsi="Courier New" w:cs="Courier New" w:hint="default"/>
+      </w:rPr>
+    </w:lvl>
+    <w:lvl w:ilvl="8" w:tplc="FFFFFFFF" w:tentative="1">
+      <w:start w:val="1"/>
+      <w:numFmt w:val="bullet"/>
+      <w:lvlText w:val=""/>
+      <w:lvlJc w:val="left"/>
+      <w:pPr>
+        <w:ind w:left="6120" w:hanging="360"/>
+      </w:pPr>
+      <w:rPr>
+        <w:rFonts w:ascii="Wingdings" w:hAnsi="Wingdings" w:hint="default"/>
+      </w:rPr>
     </w:lvl>
   </w:abstractNum>
   <w:num w:numId="1" w16cid:durableId="191847143">
@@ -1050,6 +2650,12 @@
   </w:num>
   <w:num w:numId="3" w16cid:durableId="570963764">
     <w:abstractNumId w:val="1"/>
+  </w:num>
+  <w:num w:numId="4" w16cid:durableId="122504265">
+    <w:abstractNumId w:val="3"/>
+  </w:num>
+  <w:num w:numId="5" w16cid:durableId="1553731310">
+    <w:abstractNumId w:val="4"/>
   </w:num>
 </w:numbering>
 </file>
